--- a/asset/templates/Bien_ban_ban_giao_gay_CLB_template.docx
+++ b/asset/templates/Bien_ban_ban_giao_gay_CLB_template.docx
@@ -80,32 +80,12 @@
         </w:rPr>
       </w:pPr>
       <w:r>
-        <w:rPr>
-          <w:i w:val="1"/>
-          <w:iCs w:val="1"/>
-          <w:color w:val="1f1f1f"/>
-          <w:rtl w:val="0"/>
-        </w:rPr>
         <w:t xml:space="preserve">(Số: </w:t>
       </w:r>
-      <w:bookmarkStart w:id="124" w:name="handover_no"/>
-      <w:r>
-        <w:rPr>
-          <w:i w:val="1"/>
-          <w:iCs w:val="1"/>
-          <w:color w:val="1f1f1f"/>
-          <w:rtl w:val="0"/>
-        </w:rPr>
-        <w:t>........./202.../BBBG-RHINO</w:t>
-      </w:r>
-      <w:bookmarkEnd w:id="124"/>
-      <w:r>
-        <w:rPr>
-          <w:i w:val="1"/>
-          <w:iCs w:val="1"/>
-          <w:color w:val="1f1f1f"/>
-          <w:rtl w:val="0"/>
-        </w:rPr>
+      <w:bookmarkStart w:id="1001" w:name="handover_no"/>
+      <w:r/>
+      <w:bookmarkEnd w:id="1001"/>
+      <w:r>
         <w:t>)</w:t>
       </w:r>
     </w:p>
@@ -136,141 +116,52 @@
         <w:ind w:left="720" w:hanging="360"/>
       </w:pPr>
       <w:r>
-        <w:rPr>
-          <w:i w:val="1"/>
-          <w:iCs w:val="1"/>
-          <w:color w:val="1f1f1f"/>
-          <w:rtl w:val="0"/>
-        </w:rPr>
         <w:t xml:space="preserve">Căn cứ Hợp đồng cho thuê gậy Billiards số: </w:t>
       </w:r>
-      <w:bookmarkStart w:id="125" w:name="contract_no"/>
-      <w:r>
-        <w:rPr>
-          <w:i w:val="1"/>
-          <w:iCs w:val="1"/>
-          <w:color w:val="1f1f1f"/>
-          <w:rtl w:val="0"/>
-        </w:rPr>
-        <w:t>........./202.../HĐCT-RHINO</w:t>
-      </w:r>
-      <w:bookmarkEnd w:id="125"/>
-      <w:r>
-        <w:rPr>
-          <w:i w:val="1"/>
-          <w:iCs w:val="1"/>
-          <w:color w:val="1f1f1f"/>
-          <w:rtl w:val="0"/>
-        </w:rPr>
+      <w:bookmarkStart w:id="1002" w:name="contract_no"/>
+      <w:r/>
+      <w:bookmarkEnd w:id="1002"/>
+      <w:r>
         <w:t xml:space="preserve"> ký ngày </w:t>
       </w:r>
-      <w:bookmarkStart w:id="126" w:name="contract_date_long"/>
-      <w:r>
-        <w:rPr>
-          <w:i w:val="1"/>
-          <w:iCs w:val="1"/>
-          <w:color w:val="1f1f1f"/>
-          <w:rtl w:val="0"/>
-        </w:rPr>
-        <w:t>..... tháng ..... năm 2026</w:t>
-      </w:r>
-      <w:bookmarkEnd w:id="126"/>
-      <w:r>
-        <w:rPr>
-          <w:i w:val="1"/>
-          <w:iCs w:val="1"/>
-          <w:color w:val="1f1f1f"/>
-          <w:rtl w:val="0"/>
-        </w:rPr>
+      <w:bookmarkStart w:id="1003" w:name="contract_date_long"/>
+      <w:r/>
+      <w:bookmarkEnd w:id="1003"/>
+      <w:r>
         <w:t xml:space="preserve"> giữa Công ty TNHH Carbon Billiards và CLB Billiards </w:t>
       </w:r>
-      <w:bookmarkStart w:id="127" w:name="club_name"/>
-      <w:r>
-        <w:rPr>
-          <w:i w:val="1"/>
-          <w:iCs w:val="1"/>
-          <w:color w:val="1f1f1f"/>
-          <w:rtl w:val="0"/>
-        </w:rPr>
-        <w:t>..........................................</w:t>
-      </w:r>
-      <w:bookmarkEnd w:id="127"/>
-    </w:p>
-    <w:p>
-      <w:pPr>
-        <w:pBdr>
-          <w:top w:color="auto" w:space="0" w:sz="0" w:val="none"/>
-          <w:bottom w:color="auto" w:space="0" w:sz="0" w:val="none"/>
-          <w:right w:color="auto" w:space="0" w:sz="0" w:val="none"/>
-          <w:between w:color="auto" w:space="0" w:sz="0" w:val="none"/>
-        </w:pBdr>
-        <w:ind w:left="720" w:hanging="360"/>
-      </w:pPr>
-      <w:r>
-        <w:rPr>
-          <w:rtl w:val="0"/>
-        </w:rPr>
-      </w:r>
-    </w:p>
-    <w:p>
-      <w:pPr>
-        <w:rPr>
-          <w:color w:val="1f1f1f"/>
-        </w:rPr>
-      </w:pPr>
-      <w:r>
-        <w:rPr>
-          <w:color w:val="1f1f1f"/>
-          <w:rtl w:val="0"/>
-        </w:rPr>
+      <w:bookmarkStart w:id="1004" w:name="club_name"/>
+      <w:r/>
+      <w:bookmarkEnd w:id="1004"/>
+      <w:r>
+        <w:t>.</w:t>
+      </w:r>
+    </w:p>
+    <w:p>
+      <w:pPr>
+        <w:rPr>
+          <w:color w:val="1f1f1f"/>
+        </w:rPr>
+      </w:pPr>
+      <w:r>
         <w:t xml:space="preserve">Hôm nay, vào lúc </w:t>
       </w:r>
-      <w:bookmarkStart w:id="128" w:name="handover_time"/>
-      <w:r>
-        <w:rPr>
-          <w:color w:val="1f1f1f"/>
-          <w:rtl w:val="0"/>
-        </w:rPr>
-        <w:t>....... giờ ....... phút</w:t>
-      </w:r>
-      <w:bookmarkEnd w:id="128"/>
-      <w:r>
-        <w:rPr>
-          <w:color w:val="1f1f1f"/>
-          <w:rtl w:val="0"/>
-        </w:rPr>
+      <w:bookmarkStart w:id="1005" w:name="handover_time"/>
+      <w:r/>
+      <w:bookmarkEnd w:id="1005"/>
+      <w:r>
         <w:t xml:space="preserve">, </w:t>
       </w:r>
-      <w:bookmarkStart w:id="129" w:name="handover_date_long"/>
-      <w:r>
-        <w:rPr>
-          <w:color w:val="1f1f1f"/>
-          <w:rtl w:val="0"/>
-        </w:rPr>
-        <w:t>ngày ....... tháng ....... năm 202...</w:t>
-      </w:r>
-      <w:bookmarkEnd w:id="129"/>
-      <w:r>
-        <w:rPr>
-          <w:color w:val="1f1f1f"/>
-          <w:rtl w:val="0"/>
-        </w:rPr>
+      <w:bookmarkStart w:id="1006" w:name="handover_date_long"/>
+      <w:r/>
+      <w:bookmarkEnd w:id="1006"/>
+      <w:r>
         <w:t xml:space="preserve">, tại địa chỉ: </w:t>
       </w:r>
-      <w:bookmarkStart w:id="130" w:name="handover_place"/>
-      <w:r>
-        <w:rPr>
-          <w:color w:val="1f1f1f"/>
-          <w:rtl w:val="0"/>
-        </w:rPr>
-        <w:t>.....................................................................................................................................</w:t>
-      </w:r>
-      <w:bookmarkEnd w:id="130"/>
-      <w:r>
-        <w:rPr>
-          <w:color w:val="1f1f1f"/>
-          <w:rtl w:val="0"/>
-        </w:rPr>
+      <w:bookmarkStart w:id="1007" w:name="handover_place"/>
+      <w:r/>
+      <w:bookmarkEnd w:id="1007"/>
+      <w:r>
         <w:t>, chúng tôi gồm có:</w:t>
       </w:r>
     </w:p>
@@ -365,22 +256,6 @@
     </w:p>
     <w:p>
       <w:pPr>
-        <w:pBdr>
-          <w:top w:color="auto" w:space="0" w:sz="0" w:val="none"/>
-          <w:bottom w:color="auto" w:space="0" w:sz="0" w:val="none"/>
-          <w:right w:color="auto" w:space="0" w:sz="0" w:val="none"/>
-          <w:between w:color="auto" w:space="0" w:sz="0" w:val="none"/>
-        </w:pBdr>
-        <w:ind w:left="720" w:hanging="360"/>
-      </w:pPr>
-      <w:r>
-        <w:rPr>
-          <w:rtl w:val="0"/>
-        </w:rPr>
-      </w:r>
-    </w:p>
-    <w:p>
-      <w:pPr>
         <w:numPr>
           <w:ilvl w:val="0"/>
           <w:numId w:val="2"/>
@@ -412,22 +287,6 @@
     </w:p>
     <w:p>
       <w:pPr>
-        <w:pBdr>
-          <w:top w:color="auto" w:space="0" w:sz="0" w:val="none"/>
-          <w:bottom w:color="auto" w:space="0" w:sz="0" w:val="none"/>
-          <w:right w:color="auto" w:space="0" w:sz="0" w:val="none"/>
-          <w:between w:color="auto" w:space="0" w:sz="0" w:val="none"/>
-        </w:pBdr>
-        <w:ind w:left="720" w:hanging="360"/>
-      </w:pPr>
-      <w:r>
-        <w:rPr>
-          <w:rtl w:val="0"/>
-        </w:rPr>
-      </w:r>
-    </w:p>
-    <w:p>
-      <w:pPr>
         <w:rPr>
           <w:b w:val="1"/>
           <w:bCs w:val="1"/>
@@ -436,24 +295,17 @@
       </w:pPr>
       <w:r>
         <w:rPr>
-          <w:b w:val="1"/>
-          <w:bCs w:val="1"/>
-          <w:color w:val="1f1f1f"/>
-          <w:rtl w:val="0"/>
+          <w:b/>
         </w:rPr>
         <w:t xml:space="preserve">BÊN NHẬN (BÊN B): CÂU LẠC BỘ BILLIARDS </w:t>
       </w:r>
-      <w:bookmarkStart w:id="131" w:name="club_name_2"/>
-      <w:r>
-        <w:rPr>
-          <w:b w:val="1"/>
-          <w:bCs w:val="1"/>
-          <w:color w:val="1f1f1f"/>
-          <w:rtl w:val="0"/>
-        </w:rPr>
-        <w:t>........................................................................</w:t>
-      </w:r>
-      <w:bookmarkEnd w:id="131"/>
+      <w:bookmarkStart w:id="1008" w:name="club_name_2"/>
+      <w:r>
+        <w:rPr>
+          <w:b/>
+        </w:rPr>
+      </w:r>
+      <w:bookmarkEnd w:id="1008"/>
     </w:p>
     <w:p>
       <w:pPr>
@@ -483,60 +335,25 @@
       </w:pPr>
       <w:r>
         <w:rPr>
-          <w:b w:val="1"/>
-          <w:bCs w:val="1"/>
-          <w:color w:val="1f1f1f"/>
-          <w:rtl w:val="0"/>
+          <w:b/>
         </w:rPr>
         <w:t xml:space="preserve">Người đại diện: Ông/Bà </w:t>
       </w:r>
-      <w:bookmarkStart w:id="132" w:name="representative_name"/>
-      <w:r>
-        <w:rPr>
-          <w:b w:val="1"/>
-          <w:bCs w:val="1"/>
-          <w:color w:val="1f1f1f"/>
-          <w:rtl w:val="0"/>
-        </w:rPr>
-        <w:t>....................................................</w:t>
-      </w:r>
-      <w:bookmarkEnd w:id="132"/>
-      <w:r>
-        <w:rPr>
-          <w:b w:val="1"/>
-          <w:bCs w:val="1"/>
-          <w:color w:val="1f1f1f"/>
-          <w:rtl w:val="0"/>
-        </w:rPr>
-        <w:t xml:space="preserve"> Chức vụ: </w:t>
-      </w:r>
-      <w:bookmarkStart w:id="133" w:name="representative_title"/>
-      <w:r>
-        <w:rPr>
-          <w:b w:val="1"/>
-          <w:bCs w:val="1"/>
-          <w:color w:val="1f1f1f"/>
-          <w:rtl w:val="0"/>
-        </w:rPr>
-        <w:t>............................</w:t>
-      </w:r>
-      <w:bookmarkEnd w:id="133"/>
-    </w:p>
-    <w:p>
-      <w:pPr>
-        <w:pBdr>
-          <w:top w:color="auto" w:space="0" w:sz="0" w:val="none"/>
-          <w:bottom w:color="auto" w:space="0" w:sz="0" w:val="none"/>
-          <w:right w:color="auto" w:space="0" w:sz="0" w:val="none"/>
-          <w:between w:color="auto" w:space="0" w:sz="0" w:val="none"/>
-        </w:pBdr>
-        <w:ind w:left="720" w:hanging="360"/>
-      </w:pPr>
-      <w:r>
-        <w:rPr>
-          <w:rtl w:val="0"/>
-        </w:rPr>
-      </w:r>
+      <w:bookmarkStart w:id="1009" w:name="representative_name"/>
+      <w:r/>
+      <w:bookmarkEnd w:id="1009"/>
+      <w:r>
+        <w:t xml:space="preserve">   </w:t>
+      </w:r>
+      <w:r>
+        <w:rPr>
+          <w:b/>
+        </w:rPr>
+        <w:t xml:space="preserve">Chức vụ: </w:t>
+      </w:r>
+      <w:bookmarkStart w:id="1010" w:name="representative_title"/>
+      <w:r/>
+      <w:bookmarkEnd w:id="1010"/>
     </w:p>
     <w:p>
       <w:pPr>
@@ -554,40 +371,13 @@
       </w:pPr>
       <w:r>
         <w:rPr>
-          <w:b w:val="1"/>
-          <w:bCs w:val="1"/>
-          <w:color w:val="1f1f1f"/>
-          <w:rtl w:val="0"/>
+          <w:b/>
         </w:rPr>
         <w:t xml:space="preserve">Số điện thoại: </w:t>
       </w:r>
-      <w:bookmarkStart w:id="134" w:name="customer_phone"/>
-      <w:r>
-        <w:rPr>
-          <w:b w:val="1"/>
-          <w:bCs w:val="1"/>
-          <w:color w:val="1f1f1f"/>
-          <w:rtl w:val="0"/>
-        </w:rPr>
-        <w:t>.....................................................................</w:t>
-      </w:r>
-      <w:bookmarkEnd w:id="134"/>
-    </w:p>
-    <w:p>
-      <w:pPr>
-        <w:pBdr>
-          <w:top w:color="auto" w:space="0" w:sz="0" w:val="none"/>
-          <w:bottom w:color="auto" w:space="0" w:sz="0" w:val="none"/>
-          <w:right w:color="auto" w:space="0" w:sz="0" w:val="none"/>
-          <w:between w:color="auto" w:space="0" w:sz="0" w:val="none"/>
-        </w:pBdr>
-        <w:ind w:left="720" w:hanging="360"/>
-      </w:pPr>
-      <w:r>
-        <w:rPr>
-          <w:rtl w:val="0"/>
-        </w:rPr>
-      </w:r>
+      <w:bookmarkStart w:id="1011" w:name="customer_phone"/>
+      <w:r/>
+      <w:bookmarkEnd w:id="1011"/>
     </w:p>
     <w:p>
       <w:pPr>
@@ -687,6 +477,7 @@
         </w:trPr>
         <w:tc>
           <w:tcPr>
+            <w:tcW w:type="dxa" w:w="792"/>
             <w:tcBorders>
               <w:top w:color="c4c7c5" w:space="0" w:sz="6" w:val="single"/>
               <w:left w:color="c4c7c5" w:space="0" w:sz="6" w:val="single"/>
@@ -699,7 +490,7 @@
               <w:bottom w:w="120.0" w:type="dxa"/>
               <w:right w:w="180.0" w:type="dxa"/>
             </w:tcMar>
-            <w:vAlign w:val="top"/>
+            <w:vAlign w:val="center"/>
           </w:tcPr>
           <w:p>
             <w:pPr>
@@ -726,6 +517,7 @@
         </w:tc>
         <w:tc>
           <w:tcPr>
+            <w:tcW w:type="dxa" w:w="1728"/>
             <w:tcBorders>
               <w:top w:color="c4c7c5" w:space="0" w:sz="6" w:val="single"/>
               <w:left w:color="c4c7c5" w:space="0" w:sz="6" w:val="single"/>
@@ -738,7 +530,7 @@
               <w:bottom w:w="120.0" w:type="dxa"/>
               <w:right w:w="180.0" w:type="dxa"/>
             </w:tcMar>
-            <w:vAlign w:val="top"/>
+            <w:vAlign w:val="center"/>
           </w:tcPr>
           <w:p>
             <w:pPr>
@@ -765,6 +557,7 @@
         </w:tc>
         <w:tc>
           <w:tcPr>
+            <w:tcW w:type="dxa" w:w="2016"/>
             <w:tcBorders>
               <w:top w:color="c4c7c5" w:space="0" w:sz="6" w:val="single"/>
               <w:left w:color="c4c7c5" w:space="0" w:sz="6" w:val="single"/>
@@ -777,7 +570,7 @@
               <w:bottom w:w="120.0" w:type="dxa"/>
               <w:right w:w="180.0" w:type="dxa"/>
             </w:tcMar>
-            <w:vAlign w:val="top"/>
+            <w:vAlign w:val="center"/>
           </w:tcPr>
           <w:p>
             <w:pPr>
@@ -804,6 +597,7 @@
         </w:tc>
         <w:tc>
           <w:tcPr>
+            <w:tcW w:type="dxa" w:w="1267"/>
             <w:tcBorders>
               <w:top w:color="c4c7c5" w:space="0" w:sz="6" w:val="single"/>
               <w:left w:color="c4c7c5" w:space="0" w:sz="6" w:val="single"/>
@@ -816,7 +610,7 @@
               <w:bottom w:w="120.0" w:type="dxa"/>
               <w:right w:w="180.0" w:type="dxa"/>
             </w:tcMar>
-            <w:vAlign w:val="top"/>
+            <w:vAlign w:val="center"/>
           </w:tcPr>
           <w:p>
             <w:pPr>
@@ -843,6 +637,7 @@
         </w:tc>
         <w:tc>
           <w:tcPr>
+            <w:tcW w:type="dxa" w:w="2045"/>
             <w:tcBorders>
               <w:top w:color="c4c7c5" w:space="0" w:sz="6" w:val="single"/>
               <w:left w:color="c4c7c5" w:space="0" w:sz="6" w:val="single"/>
@@ -855,7 +650,7 @@
               <w:bottom w:w="120.0" w:type="dxa"/>
               <w:right w:w="180.0" w:type="dxa"/>
             </w:tcMar>
-            <w:vAlign w:val="top"/>
+            <w:vAlign w:val="center"/>
           </w:tcPr>
           <w:p>
             <w:pPr>
@@ -882,6 +677,7 @@
         </w:tc>
         <w:tc>
           <w:tcPr>
+            <w:tcW w:type="dxa" w:w="1613"/>
             <w:tcBorders>
               <w:top w:color="c4c7c5" w:space="0" w:sz="6" w:val="single"/>
               <w:left w:color="c4c7c5" w:space="0" w:sz="6" w:val="single"/>
@@ -894,7 +690,7 @@
               <w:bottom w:w="120.0" w:type="dxa"/>
               <w:right w:w="180.0" w:type="dxa"/>
             </w:tcMar>
-            <w:vAlign w:val="top"/>
+            <w:vAlign w:val="center"/>
           </w:tcPr>
           <w:p>
             <w:pPr>
@@ -928,6 +724,7 @@
         </w:trPr>
         <w:tc>
           <w:tcPr>
+            <w:tcW w:type="dxa" w:w="792"/>
             <w:tcBorders>
               <w:top w:color="c4c7c5" w:space="0" w:sz="6" w:val="single"/>
               <w:left w:color="c4c7c5" w:space="0" w:sz="6" w:val="single"/>
@@ -940,7 +737,7 @@
               <w:bottom w:w="120.0" w:type="dxa"/>
               <w:right w:w="180.0" w:type="dxa"/>
             </w:tcMar>
-            <w:vAlign w:val="top"/>
+            <w:vAlign w:val="center"/>
           </w:tcPr>
           <w:p>
             <w:pPr>
@@ -960,6 +757,7 @@
         </w:tc>
         <w:tc>
           <w:tcPr>
+            <w:tcW w:type="dxa" w:w="1728"/>
             <w:tcBorders>
               <w:top w:color="c4c7c5" w:space="0" w:sz="6" w:val="single"/>
               <w:left w:color="c4c7c5" w:space="0" w:sz="6" w:val="single"/>
@@ -972,7 +770,7 @@
               <w:bottom w:w="120.0" w:type="dxa"/>
               <w:right w:w="180.0" w:type="dxa"/>
             </w:tcMar>
-            <w:vAlign w:val="top"/>
+            <w:vAlign w:val="center"/>
           </w:tcPr>
           <w:p>
             <w:pPr>
@@ -981,18 +779,14 @@
                 <w:color w:val="1f1f1f"/>
               </w:rPr>
             </w:pPr>
-            <w:bookmarkStart w:id="135" w:name="paid_cue_types"/>
-            <w:r>
-              <w:rPr>
-                <w:rtl w:val="0"/>
-              </w:rPr>
-              <w:t>R68 / R88</w:t>
-            </w:r>
-            <w:bookmarkEnd w:id="135"/>
+            <w:bookmarkStart w:id="1012" w:name="paid_cue_types"/>
+            <w:r/>
+            <w:bookmarkEnd w:id="1012"/>
           </w:p>
         </w:tc>
         <w:tc>
           <w:tcPr>
+            <w:tcW w:type="dxa" w:w="2016"/>
             <w:tcBorders>
               <w:top w:color="c4c7c5" w:space="0" w:sz="6" w:val="single"/>
               <w:left w:color="c4c7c5" w:space="0" w:sz="6" w:val="single"/>
@@ -1005,7 +799,7 @@
               <w:bottom w:w="120.0" w:type="dxa"/>
               <w:right w:w="180.0" w:type="dxa"/>
             </w:tcMar>
-            <w:vAlign w:val="top"/>
+            <w:vAlign w:val="center"/>
           </w:tcPr>
           <w:p>
             <w:pPr>
@@ -1015,16 +809,13 @@
               </w:rPr>
             </w:pPr>
             <w:r>
-              <w:rPr>
-                <w:color w:val="1f1f1f"/>
-                <w:rtl w:val="0"/>
-              </w:rPr>
-              <w:t xml:space="preserve">Gậy tính phí</w:t>
+              <w:t>Gậy tính phí</w:t>
             </w:r>
           </w:p>
         </w:tc>
         <w:tc>
           <w:tcPr>
+            <w:tcW w:type="dxa" w:w="1267"/>
             <w:tcBorders>
               <w:top w:color="c4c7c5" w:space="0" w:sz="6" w:val="single"/>
               <w:left w:color="c4c7c5" w:space="0" w:sz="6" w:val="single"/>
@@ -1037,7 +828,7 @@
               <w:bottom w:w="120.0" w:type="dxa"/>
               <w:right w:w="180.0" w:type="dxa"/>
             </w:tcMar>
-            <w:vAlign w:val="top"/>
+            <w:vAlign w:val="center"/>
           </w:tcPr>
           <w:p>
             <w:pPr>
@@ -1046,17 +837,14 @@
                 <w:color w:val="1f1f1f"/>
               </w:rPr>
             </w:pPr>
-            <w:bookmarkStart w:id="136" w:name="paid_qty"/>
-            <w:r>
-              <w:rPr>
-                <w:rtl w:val="0"/>
-              </w:rPr>
-            </w:r>
-            <w:bookmarkEnd w:id="136"/>
+            <w:bookmarkStart w:id="1013" w:name="paid_qty"/>
+            <w:r/>
+            <w:bookmarkEnd w:id="1013"/>
           </w:p>
         </w:tc>
         <w:tc>
           <w:tcPr>
+            <w:tcW w:type="dxa" w:w="2045"/>
             <w:tcBorders>
               <w:top w:color="c4c7c5" w:space="0" w:sz="6" w:val="single"/>
               <w:left w:color="c4c7c5" w:space="0" w:sz="6" w:val="single"/>
@@ -1069,7 +857,7 @@
               <w:bottom w:w="120.0" w:type="dxa"/>
               <w:right w:w="180.0" w:type="dxa"/>
             </w:tcMar>
-            <w:vAlign w:val="top"/>
+            <w:vAlign w:val="center"/>
           </w:tcPr>
           <w:p>
             <w:pPr>
@@ -1089,6 +877,7 @@
         </w:tc>
         <w:tc>
           <w:tcPr>
+            <w:tcW w:type="dxa" w:w="1613"/>
             <w:tcBorders>
               <w:top w:color="c4c7c5" w:space="0" w:sz="6" w:val="single"/>
               <w:left w:color="c4c7c5" w:space="0" w:sz="6" w:val="single"/>
@@ -1101,7 +890,7 @@
               <w:bottom w:w="120.0" w:type="dxa"/>
               <w:right w:w="180.0" w:type="dxa"/>
             </w:tcMar>
-            <w:vAlign w:val="top"/>
+            <w:vAlign w:val="center"/>
           </w:tcPr>
           <w:p>
             <w:pPr>
@@ -1110,13 +899,9 @@
                 <w:color w:val="1f1f1f"/>
               </w:rPr>
             </w:pPr>
-            <w:bookmarkStart w:id="137" w:name="paid_allocation_note"/>
-            <w:r>
-              <w:rPr>
-                <w:rtl w:val="0"/>
-              </w:rPr>
-            </w:r>
-            <w:bookmarkEnd w:id="137"/>
+            <w:bookmarkStart w:id="1014" w:name="paid_allocation_note"/>
+            <w:r/>
+            <w:bookmarkEnd w:id="1014"/>
           </w:p>
         </w:tc>
       </w:tr>
@@ -1128,6 +913,7 @@
         </w:trPr>
         <w:tc>
           <w:tcPr>
+            <w:tcW w:type="dxa" w:w="792"/>
             <w:tcBorders>
               <w:top w:color="c4c7c5" w:space="0" w:sz="6" w:val="single"/>
               <w:left w:color="c4c7c5" w:space="0" w:sz="6" w:val="single"/>
@@ -1140,7 +926,7 @@
               <w:bottom w:w="120.0" w:type="dxa"/>
               <w:right w:w="180.0" w:type="dxa"/>
             </w:tcMar>
-            <w:vAlign w:val="top"/>
+            <w:vAlign w:val="center"/>
           </w:tcPr>
           <w:p>
             <w:pPr>
@@ -1160,6 +946,7 @@
         </w:tc>
         <w:tc>
           <w:tcPr>
+            <w:tcW w:type="dxa" w:w="1728"/>
             <w:tcBorders>
               <w:top w:color="c4c7c5" w:space="0" w:sz="6" w:val="single"/>
               <w:left w:color="c4c7c5" w:space="0" w:sz="6" w:val="single"/>
@@ -1172,7 +959,7 @@
               <w:bottom w:w="120.0" w:type="dxa"/>
               <w:right w:w="180.0" w:type="dxa"/>
             </w:tcMar>
-            <w:vAlign w:val="top"/>
+            <w:vAlign w:val="center"/>
           </w:tcPr>
           <w:p>
             <w:pPr>
@@ -1181,18 +968,14 @@
                 <w:color w:val="1f1f1f"/>
               </w:rPr>
             </w:pPr>
-            <w:bookmarkStart w:id="138" w:name="backup_cue_types"/>
-            <w:r>
-              <w:rPr>
-                <w:rtl w:val="0"/>
-              </w:rPr>
-              <w:t>R68 / R88</w:t>
-            </w:r>
-            <w:bookmarkEnd w:id="138"/>
+            <w:bookmarkStart w:id="1015" w:name="backup_cue_types"/>
+            <w:r/>
+            <w:bookmarkEnd w:id="1015"/>
           </w:p>
         </w:tc>
         <w:tc>
           <w:tcPr>
+            <w:tcW w:type="dxa" w:w="2016"/>
             <w:tcBorders>
               <w:top w:color="c4c7c5" w:space="0" w:sz="6" w:val="single"/>
               <w:left w:color="c4c7c5" w:space="0" w:sz="6" w:val="single"/>
@@ -1205,7 +988,7 @@
               <w:bottom w:w="120.0" w:type="dxa"/>
               <w:right w:w="180.0" w:type="dxa"/>
             </w:tcMar>
-            <w:vAlign w:val="top"/>
+            <w:vAlign w:val="center"/>
           </w:tcPr>
           <w:p>
             <w:pPr>
@@ -1215,16 +998,13 @@
               </w:rPr>
             </w:pPr>
             <w:r>
-              <w:rPr>
-                <w:color w:val="1f1f1f"/>
-                <w:rtl w:val="0"/>
-              </w:rPr>
-              <w:t xml:space="preserve">Gậy dự phòng</w:t>
+              <w:t>Gậy dự phòng</w:t>
             </w:r>
           </w:p>
         </w:tc>
         <w:tc>
           <w:tcPr>
+            <w:tcW w:type="dxa" w:w="1267"/>
             <w:tcBorders>
               <w:top w:color="c4c7c5" w:space="0" w:sz="6" w:val="single"/>
               <w:left w:color="c4c7c5" w:space="0" w:sz="6" w:val="single"/>
@@ -1237,7 +1017,7 @@
               <w:bottom w:w="120.0" w:type="dxa"/>
               <w:right w:w="180.0" w:type="dxa"/>
             </w:tcMar>
-            <w:vAlign w:val="top"/>
+            <w:vAlign w:val="center"/>
           </w:tcPr>
           <w:p>
             <w:pPr>
@@ -1246,17 +1026,14 @@
                 <w:color w:val="1f1f1f"/>
               </w:rPr>
             </w:pPr>
-            <w:bookmarkStart w:id="139" w:name="backup_qty"/>
-            <w:r>
-              <w:rPr>
-                <w:rtl w:val="0"/>
-              </w:rPr>
-            </w:r>
-            <w:bookmarkEnd w:id="139"/>
+            <w:bookmarkStart w:id="1016" w:name="backup_qty"/>
+            <w:r/>
+            <w:bookmarkEnd w:id="1016"/>
           </w:p>
         </w:tc>
         <w:tc>
           <w:tcPr>
+            <w:tcW w:type="dxa" w:w="2045"/>
             <w:tcBorders>
               <w:top w:color="c4c7c5" w:space="0" w:sz="6" w:val="single"/>
               <w:left w:color="c4c7c5" w:space="0" w:sz="6" w:val="single"/>
@@ -1269,7 +1046,7 @@
               <w:bottom w:w="120.0" w:type="dxa"/>
               <w:right w:w="180.0" w:type="dxa"/>
             </w:tcMar>
-            <w:vAlign w:val="top"/>
+            <w:vAlign w:val="center"/>
           </w:tcPr>
           <w:p>
             <w:pPr>
@@ -1289,6 +1066,7 @@
         </w:tc>
         <w:tc>
           <w:tcPr>
+            <w:tcW w:type="dxa" w:w="1613"/>
             <w:tcBorders>
               <w:top w:color="c4c7c5" w:space="0" w:sz="6" w:val="single"/>
               <w:left w:color="c4c7c5" w:space="0" w:sz="6" w:val="single"/>
@@ -1301,7 +1079,7 @@
               <w:bottom w:w="120.0" w:type="dxa"/>
               <w:right w:w="180.0" w:type="dxa"/>
             </w:tcMar>
-            <w:vAlign w:val="top"/>
+            <w:vAlign w:val="center"/>
           </w:tcPr>
           <w:p>
             <w:pPr>
@@ -1310,13 +1088,9 @@
                 <w:color w:val="1f1f1f"/>
               </w:rPr>
             </w:pPr>
-            <w:bookmarkStart w:id="140" w:name="backup_note"/>
-            <w:r>
-              <w:rPr>
-                <w:rtl w:val="0"/>
-              </w:rPr>
-            </w:r>
-            <w:bookmarkEnd w:id="140"/>
+            <w:bookmarkStart w:id="1017" w:name="backup_note"/>
+            <w:r/>
+            <w:bookmarkEnd w:id="1017"/>
           </w:p>
         </w:tc>
       </w:tr>
@@ -1328,6 +1102,7 @@
         </w:trPr>
         <w:tc>
           <w:tcPr>
+            <w:tcW w:type="dxa" w:w="792"/>
             <w:tcBorders>
               <w:top w:color="c4c7c5" w:space="0" w:sz="6" w:val="single"/>
               <w:left w:color="c4c7c5" w:space="0" w:sz="6" w:val="single"/>
@@ -1340,7 +1115,7 @@
               <w:bottom w:w="120.0" w:type="dxa"/>
               <w:right w:w="180.0" w:type="dxa"/>
             </w:tcMar>
-            <w:vAlign w:val="top"/>
+            <w:vAlign w:val="center"/>
           </w:tcPr>
           <w:p>
             <w:pPr>
@@ -1360,6 +1135,7 @@
         </w:tc>
         <w:tc>
           <w:tcPr>
+            <w:tcW w:type="dxa" w:w="1728"/>
             <w:tcBorders>
               <w:top w:color="c4c7c5" w:space="0" w:sz="6" w:val="single"/>
               <w:left w:color="c4c7c5" w:space="0" w:sz="6" w:val="single"/>
@@ -1372,7 +1148,7 @@
               <w:bottom w:w="120.0" w:type="dxa"/>
               <w:right w:w="180.0" w:type="dxa"/>
             </w:tcMar>
-            <w:vAlign w:val="top"/>
+            <w:vAlign w:val="center"/>
           </w:tcPr>
           <w:p>
             <w:pPr>
@@ -1390,6 +1166,7 @@
         </w:tc>
         <w:tc>
           <w:tcPr>
+            <w:tcW w:type="dxa" w:w="2016"/>
             <w:tcBorders>
               <w:top w:color="c4c7c5" w:space="0" w:sz="6" w:val="single"/>
               <w:left w:color="c4c7c5" w:space="0" w:sz="6" w:val="single"/>
@@ -1402,7 +1179,7 @@
               <w:bottom w:w="120.0" w:type="dxa"/>
               <w:right w:w="180.0" w:type="dxa"/>
             </w:tcMar>
-            <w:vAlign w:val="top"/>
+            <w:vAlign w:val="center"/>
           </w:tcPr>
           <w:p>
             <w:pPr>
@@ -1420,6 +1197,7 @@
         </w:tc>
         <w:tc>
           <w:tcPr>
+            <w:tcW w:type="dxa" w:w="1267"/>
             <w:tcBorders>
               <w:top w:color="c4c7c5" w:space="0" w:sz="6" w:val="single"/>
               <w:left w:color="c4c7c5" w:space="0" w:sz="6" w:val="single"/>
@@ -1432,7 +1210,7 @@
               <w:bottom w:w="120.0" w:type="dxa"/>
               <w:right w:w="180.0" w:type="dxa"/>
             </w:tcMar>
-            <w:vAlign w:val="top"/>
+            <w:vAlign w:val="center"/>
           </w:tcPr>
           <w:p>
             <w:pPr>
@@ -1450,6 +1228,7 @@
         </w:tc>
         <w:tc>
           <w:tcPr>
+            <w:tcW w:type="dxa" w:w="2045"/>
             <w:tcBorders>
               <w:top w:color="c4c7c5" w:space="0" w:sz="6" w:val="single"/>
               <w:left w:color="c4c7c5" w:space="0" w:sz="6" w:val="single"/>
@@ -1462,7 +1241,7 @@
               <w:bottom w:w="120.0" w:type="dxa"/>
               <w:right w:w="180.0" w:type="dxa"/>
             </w:tcMar>
-            <w:vAlign w:val="top"/>
+            <w:vAlign w:val="center"/>
           </w:tcPr>
           <w:p>
             <w:pPr>
@@ -1480,6 +1259,7 @@
         </w:tc>
         <w:tc>
           <w:tcPr>
+            <w:tcW w:type="dxa" w:w="1613"/>
             <w:tcBorders>
               <w:top w:color="c4c7c5" w:space="0" w:sz="6" w:val="single"/>
               <w:left w:color="c4c7c5" w:space="0" w:sz="6" w:val="single"/>
@@ -1492,7 +1272,7 @@
               <w:bottom w:w="120.0" w:type="dxa"/>
               <w:right w:w="180.0" w:type="dxa"/>
             </w:tcMar>
-            <w:vAlign w:val="top"/>
+            <w:vAlign w:val="center"/>
           </w:tcPr>
           <w:p>
             <w:pPr>
@@ -1517,6 +1297,7 @@
         </w:trPr>
         <w:tc>
           <w:tcPr>
+            <w:tcW w:type="dxa" w:w="792"/>
             <w:tcBorders>
               <w:top w:color="c4c7c5" w:space="0" w:sz="6" w:val="single"/>
               <w:left w:color="c4c7c5" w:space="0" w:sz="6" w:val="single"/>
@@ -1529,7 +1310,7 @@
               <w:bottom w:w="120.0" w:type="dxa"/>
               <w:right w:w="180.0" w:type="dxa"/>
             </w:tcMar>
-            <w:vAlign w:val="top"/>
+            <w:vAlign w:val="center"/>
           </w:tcPr>
           <w:p>
             <w:pPr>
@@ -1556,6 +1337,7 @@
         </w:tc>
         <w:tc>
           <w:tcPr>
+            <w:tcW w:type="dxa" w:w="1728"/>
             <w:tcBorders>
               <w:top w:color="c4c7c5" w:space="0" w:sz="6" w:val="single"/>
               <w:left w:color="c4c7c5" w:space="0" w:sz="6" w:val="single"/>
@@ -1568,7 +1350,7 @@
               <w:bottom w:w="120.0" w:type="dxa"/>
               <w:right w:w="180.0" w:type="dxa"/>
             </w:tcMar>
-            <w:vAlign w:val="top"/>
+            <w:vAlign w:val="center"/>
           </w:tcPr>
           <w:p>
             <w:pPr>
@@ -1586,6 +1368,7 @@
         </w:tc>
         <w:tc>
           <w:tcPr>
+            <w:tcW w:type="dxa" w:w="2016"/>
             <w:tcBorders>
               <w:top w:color="c4c7c5" w:space="0" w:sz="6" w:val="single"/>
               <w:left w:color="c4c7c5" w:space="0" w:sz="6" w:val="single"/>
@@ -1598,7 +1381,7 @@
               <w:bottom w:w="120.0" w:type="dxa"/>
               <w:right w:w="180.0" w:type="dxa"/>
             </w:tcMar>
-            <w:vAlign w:val="top"/>
+            <w:vAlign w:val="center"/>
           </w:tcPr>
           <w:p>
             <w:pPr>
@@ -1616,6 +1399,7 @@
         </w:tc>
         <w:tc>
           <w:tcPr>
+            <w:tcW w:type="dxa" w:w="1267"/>
             <w:tcBorders>
               <w:top w:color="c4c7c5" w:space="0" w:sz="6" w:val="single"/>
               <w:left w:color="c4c7c5" w:space="0" w:sz="6" w:val="single"/>
@@ -1628,7 +1412,7 @@
               <w:bottom w:w="120.0" w:type="dxa"/>
               <w:right w:w="180.0" w:type="dxa"/>
             </w:tcMar>
-            <w:vAlign w:val="top"/>
+            <w:vAlign w:val="center"/>
           </w:tcPr>
           <w:p>
             <w:pPr>
@@ -1637,17 +1421,14 @@
                 <w:color w:val="1f1f1f"/>
               </w:rPr>
             </w:pPr>
-            <w:bookmarkStart w:id="141" w:name="total_qty"/>
-            <w:r>
-              <w:rPr>
-                <w:rtl w:val="0"/>
-              </w:rPr>
-            </w:r>
-            <w:bookmarkEnd w:id="141"/>
+            <w:bookmarkStart w:id="1018" w:name="total_qty"/>
+            <w:r/>
+            <w:bookmarkEnd w:id="1018"/>
           </w:p>
         </w:tc>
         <w:tc>
           <w:tcPr>
+            <w:tcW w:type="dxa" w:w="2045"/>
             <w:tcBorders>
               <w:top w:color="c4c7c5" w:space="0" w:sz="6" w:val="single"/>
               <w:left w:color="c4c7c5" w:space="0" w:sz="6" w:val="single"/>
@@ -1660,7 +1441,7 @@
               <w:bottom w:w="120.0" w:type="dxa"/>
               <w:right w:w="180.0" w:type="dxa"/>
             </w:tcMar>
-            <w:vAlign w:val="top"/>
+            <w:vAlign w:val="center"/>
           </w:tcPr>
           <w:p>
             <w:pPr>
@@ -1678,6 +1459,7 @@
         </w:tc>
         <w:tc>
           <w:tcPr>
+            <w:tcW w:type="dxa" w:w="1613"/>
             <w:tcBorders>
               <w:top w:color="c4c7c5" w:space="0" w:sz="6" w:val="single"/>
               <w:left w:color="c4c7c5" w:space="0" w:sz="6" w:val="single"/>
@@ -1690,7 +1472,7 @@
               <w:bottom w:w="120.0" w:type="dxa"/>
               <w:right w:w="180.0" w:type="dxa"/>
             </w:tcMar>
-            <w:vAlign w:val="top"/>
+            <w:vAlign w:val="center"/>
           </w:tcPr>
           <w:p>
             <w:pPr>
@@ -1724,31 +1506,14 @@
       </w:pPr>
       <w:r>
         <w:rPr>
-          <w:b w:val="1"/>
-          <w:bCs w:val="1"/>
-          <w:color w:val="1f1f1f"/>
-          <w:rtl w:val="0"/>
+          <w:b/>
         </w:rPr>
         <w:t xml:space="preserve">Tổng số lượng gậy bàn giao: </w:t>
       </w:r>
-      <w:bookmarkStart w:id="142" w:name="total_qty_2"/>
-      <w:r>
-        <w:rPr>
-          <w:b w:val="1"/>
-          <w:bCs w:val="1"/>
-          <w:color w:val="1f1f1f"/>
-          <w:rtl w:val="0"/>
-        </w:rPr>
-        <w:t>........................</w:t>
-      </w:r>
-      <w:bookmarkEnd w:id="142"/>
-      <w:r>
-        <w:rPr>
-          <w:b w:val="1"/>
-          <w:bCs w:val="1"/>
-          <w:color w:val="1f1f1f"/>
-          <w:rtl w:val="0"/>
-        </w:rPr>
+      <w:bookmarkStart w:id="1019" w:name="total_qty_2"/>
+      <w:r/>
+      <w:bookmarkEnd w:id="1019"/>
+      <w:r>
         <w:t xml:space="preserve"> cây.</w:t>
       </w:r>
     </w:p>
@@ -1767,49 +1532,13 @@
         <w:ind w:left="720" w:hanging="360"/>
       </w:pPr>
       <w:r>
-        <w:rPr>
-          <w:i w:val="1"/>
-          <w:iCs w:val="1"/>
-          <w:color w:val="1f1f1f"/>
-          <w:rtl w:val="0"/>
-        </w:rPr>
         <w:t xml:space="preserve">(Bằng chữ: </w:t>
       </w:r>
-      <w:bookmarkStart w:id="143" w:name="total_qty_words"/>
-      <w:r>
-        <w:rPr>
-          <w:i w:val="1"/>
-          <w:iCs w:val="1"/>
-          <w:color w:val="1f1f1f"/>
-          <w:rtl w:val="0"/>
-        </w:rPr>
-        <w:t>...........................................................................................................................</w:t>
-      </w:r>
-      <w:bookmarkEnd w:id="143"/>
-      <w:r>
-        <w:rPr>
-          <w:i w:val="1"/>
-          <w:iCs w:val="1"/>
-          <w:color w:val="1f1f1f"/>
-          <w:rtl w:val="0"/>
-        </w:rPr>
+      <w:bookmarkStart w:id="1020" w:name="total_qty_words"/>
+      <w:r/>
+      <w:bookmarkEnd w:id="1020"/>
+      <w:r>
         <w:t>)</w:t>
-      </w:r>
-    </w:p>
-    <w:p>
-      <w:pPr>
-        <w:pBdr>
-          <w:top w:color="auto" w:space="0" w:sz="0" w:val="none"/>
-          <w:bottom w:color="auto" w:space="0" w:sz="0" w:val="none"/>
-          <w:right w:color="auto" w:space="0" w:sz="0" w:val="none"/>
-          <w:between w:color="auto" w:space="0" w:sz="0" w:val="none"/>
-        </w:pBdr>
-        <w:ind w:left="720" w:hanging="360"/>
-      </w:pPr>
-      <w:r>
-        <w:rPr>
-          <w:rtl w:val="0"/>
-        </w:rPr>
       </w:r>
     </w:p>
     <w:p>
@@ -1828,24 +1557,13 @@
       </w:pPr>
       <w:r>
         <w:rPr>
-          <w:b w:val="1"/>
-          <w:bCs w:val="1"/>
-          <w:color w:val="1f1f1f"/>
-          <w:rtl w:val="0"/>
+          <w:b/>
         </w:rPr>
         <w:t xml:space="preserve">Vật dụng đi kèm (nếu có): </w:t>
       </w:r>
-      <w:bookmarkStart w:id="144" w:name="accessories"/>
-      <w:r>
-        <w:rPr>
-          <w:b w:val="1"/>
-          <w:bCs w:val="1"/>
-          <w:color w:val="1f1f1f"/>
-          <w:rtl w:val="0"/>
-        </w:rPr>
-        <w:t>....................................................................................................</w:t>
-      </w:r>
-      <w:bookmarkEnd w:id="144"/>
+      <w:bookmarkStart w:id="1021" w:name="accessories"/>
+      <w:r/>
+      <w:bookmarkEnd w:id="1021"/>
     </w:p>
     <w:p>
       <w:pPr>
@@ -1861,31 +1579,9 @@
         </w:pBdr>
         <w:ind w:left="720" w:hanging="360"/>
       </w:pPr>
-      <w:bookmarkStart w:id="145" w:name="handover_note"/>
-      <w:r>
-        <w:rPr>
-          <w:color w:val="1f1f1f"/>
-          <w:rtl w:val="0"/>
-        </w:rPr>
-        <w:t>...................................................................................................................................................</w:t>
-      </w:r>
-      <w:bookmarkEnd w:id="145"/>
-    </w:p>
-    <w:p>
-      <w:pPr>
-        <w:pBdr>
-          <w:top w:color="auto" w:space="0" w:sz="0" w:val="none"/>
-          <w:bottom w:color="auto" w:space="0" w:sz="0" w:val="none"/>
-          <w:right w:color="auto" w:space="0" w:sz="0" w:val="none"/>
-          <w:between w:color="auto" w:space="0" w:sz="0" w:val="none"/>
-        </w:pBdr>
-        <w:ind w:left="720" w:hanging="360"/>
-      </w:pPr>
-      <w:r>
-        <w:rPr>
-          <w:rtl w:val="0"/>
-        </w:rPr>
-      </w:r>
+      <w:bookmarkStart w:id="1022" w:name="handover_note"/>
+      <w:r/>
+      <w:bookmarkEnd w:id="1022"/>
     </w:p>
     <w:p>
       <w:pPr>
@@ -1941,22 +1637,6 @@
     </w:p>
     <w:p>
       <w:pPr>
-        <w:pBdr>
-          <w:top w:color="auto" w:space="0" w:sz="0" w:val="none"/>
-          <w:bottom w:color="auto" w:space="0" w:sz="0" w:val="none"/>
-          <w:right w:color="auto" w:space="0" w:sz="0" w:val="none"/>
-          <w:between w:color="auto" w:space="0" w:sz="0" w:val="none"/>
-        </w:pBdr>
-        <w:ind w:left="720" w:hanging="360"/>
-      </w:pPr>
-      <w:r>
-        <w:rPr>
-          <w:rtl w:val="0"/>
-        </w:rPr>
-      </w:r>
-    </w:p>
-    <w:p>
-      <w:pPr>
         <w:numPr>
           <w:ilvl w:val="0"/>
           <w:numId w:val="3"/>
@@ -1979,22 +1659,6 @@
     </w:p>
     <w:p>
       <w:pPr>
-        <w:pBdr>
-          <w:top w:color="auto" w:space="0" w:sz="0" w:val="none"/>
-          <w:bottom w:color="auto" w:space="0" w:sz="0" w:val="none"/>
-          <w:right w:color="auto" w:space="0" w:sz="0" w:val="none"/>
-          <w:between w:color="auto" w:space="0" w:sz="0" w:val="none"/>
-        </w:pBdr>
-        <w:ind w:left="720" w:hanging="360"/>
-      </w:pPr>
-      <w:r>
-        <w:rPr>
-          <w:rtl w:val="0"/>
-        </w:rPr>
-      </w:r>
-    </w:p>
-    <w:p>
-      <w:pPr>
         <w:numPr>
           <w:ilvl w:val="0"/>
           <w:numId w:val="3"/>
@@ -2008,43 +1672,13 @@
         <w:ind w:left="720" w:hanging="360"/>
       </w:pPr>
       <w:r>
-        <w:rPr>
-          <w:color w:val="1f1f1f"/>
-          <w:rtl w:val="0"/>
-        </w:rPr>
         <w:t xml:space="preserve">Kể từ thời điểm ký biên bản này, Bên B chính thức tiếp nhận và chịu trách nhiệm quản lý, bảo quản, sử dụng số gậy trên. Việc bảo trì, luân chuyển và xử lý sự cố sẽ được thực hiện theo đúng Quy trình vận hành đã quy định tại Hợp đồng số: </w:t>
       </w:r>
-      <w:bookmarkStart w:id="146" w:name="contract_no_2"/>
-      <w:r>
-        <w:rPr>
-          <w:color w:val="1f1f1f"/>
-          <w:rtl w:val="0"/>
-        </w:rPr>
-        <w:t>........./2026/HĐCT-RHINO</w:t>
-      </w:r>
-      <w:bookmarkEnd w:id="146"/>
-      <w:r>
-        <w:rPr>
-          <w:color w:val="1f1f1f"/>
-          <w:rtl w:val="0"/>
-        </w:rPr>
+      <w:bookmarkStart w:id="1023" w:name="contract_no_2"/>
+      <w:r/>
+      <w:bookmarkEnd w:id="1023"/>
+      <w:r>
         <w:t>.</w:t>
-      </w:r>
-    </w:p>
-    <w:p>
-      <w:pPr>
-        <w:pBdr>
-          <w:top w:color="auto" w:space="0" w:sz="0" w:val="none"/>
-          <w:bottom w:color="auto" w:space="0" w:sz="0" w:val="none"/>
-          <w:right w:color="auto" w:space="0" w:sz="0" w:val="none"/>
-          <w:between w:color="auto" w:space="0" w:sz="0" w:val="none"/>
-        </w:pBdr>
-        <w:ind w:left="720" w:hanging="360"/>
-      </w:pPr>
-      <w:r>
-        <w:rPr>
-          <w:rtl w:val="0"/>
-        </w:rPr>
       </w:r>
     </w:p>
     <w:p>
